--- a/data/drop/short-risk/美股短线反弹风险监控_2026-09-01.docx
+++ b/data/drop/short-risk/美股短线反弹风险监控_2026-09-01.docx
@@ -745,7 +745,7 @@
     </w:p>
     <w:p>
       <w:r>
-        <w:t>指标摘要：RSI6/RSI12=55.4/59.9；K/D/J=76.4/81.5/66.3；偏离MA20=13.10%；近5日涨幅=-2.76%；量能=0.91倍。</w:t>
+        <w:t>指标摘要：RSI6/RSI12=55.4/59.9；K/D/J=76.4/81.5/66.3；偏离MA20=13.10%；近5日涨幅=-2.76%；量能=0.92倍。</w:t>
       </w:r>
     </w:p>
     <w:p>
@@ -919,7 +919,7 @@
     </w:p>
     <w:p>
       <w:r>
-        <w:t>指标摘要：RSI6/RSI12=26.2/35.7；K/D/J=9.2/14.2/-0.9；偏离MA20=-15.57%；近5日涨幅=-10.01%；量能=0.82倍。</w:t>
+        <w:t>指标摘要：RSI6/RSI12=26.2/35.7；K/D/J=9.2/14.2/-0.9；偏离MA20=-15.57%；近5日涨幅=-10.01%；量能=0.84倍。</w:t>
       </w:r>
     </w:p>
     <w:p>
@@ -978,7 +978,7 @@
     </w:p>
     <w:p>
       <w:r>
-        <w:t>指标摘要：RSI6/RSI12=27.1/41.0；K/D/J=13.7/16.0/9.1；偏离MA20=-10.61%；近5日涨幅=-7.03%；量能=0.57倍。</w:t>
+        <w:t>指标摘要：RSI6/RSI12=27.1/41.0；K/D/J=13.7/16.0/9.2；偏离MA20=-10.61%；近5日涨幅=-7.03%；量能=0.58倍。</w:t>
       </w:r>
     </w:p>
     <w:p>
@@ -1037,7 +1037,7 @@
     </w:p>
     <w:p>
       <w:r>
-        <w:t>指标摘要：RSI6/RSI12=19.1/34.4；K/D/J=7.3/14.5/-7.1；偏离MA20=-15.17%；近5日涨幅=-10.52%；量能=0.72倍。</w:t>
+        <w:t>指标摘要：RSI6/RSI12=19.1/34.4；K/D/J=7.3/14.5/-7.1；偏离MA20=-15.17%；近5日涨幅=-10.52%；量能=0.73倍。</w:t>
       </w:r>
     </w:p>
     <w:p>
@@ -1096,7 +1096,7 @@
     </w:p>
     <w:p>
       <w:r>
-        <w:t>指标摘要：RSI6/RSI12=30.6/40.3；K/D/J=12.9/18.0/2.7；偏离MA20=-17.34%；近5日涨幅=-8.63%；量能=0.42倍。</w:t>
+        <w:t>指标摘要：RSI6/RSI12=30.6/40.3；K/D/J=12.9/18.0/2.7；偏离MA20=-17.34%；近5日涨幅=-8.63%；量能=0.43倍。</w:t>
       </w:r>
     </w:p>
     <w:p>
@@ -1214,7 +1214,7 @@
     </w:p>
     <w:p>
       <w:r>
-        <w:t>指标摘要：RSI6/RSI12=23.0/34.4；K/D/J=10.0/17.5/-4.9；偏离MA20=-18.98%；近5日涨幅=-14.56%；量能=0.92倍。</w:t>
+        <w:t>指标摘要：RSI6/RSI12=23.0/34.4；K/D/J=10.0/17.5/-4.9；偏离MA20=-18.98%；近5日涨幅=-14.56%；量能=0.93倍。</w:t>
       </w:r>
     </w:p>
     <w:p>
